--- a/roteiros/bruno-marrone/BrunoMarrone_Parte5.docx
+++ b/roteiros/bruno-marrone/BrunoMarrone_Parte5.docx
@@ -151,7 +151,7 @@
         <w:rPr>
           <w:color w:val="C00000"/>
         </w:rPr>
-        <w:t>Segunda chance. Guarde essas duas palavras mais uma vez, porque elas são a chave de tudo o que você viu até aqui. E, antes do fim desse vídeo, você vai perceber que Marrone estava falando de muito mais do que um helicóptero.</w:t>
+        <w:t>Segunda chance. Guarde essas duas palavras mais uma vez, porque elas são a chave de tudo o que você viu até aqui. E, antes do fim desse vídeo, você vai perceber que essas duas palavras explicam quarenta anos ao lado de Bruno.</w:t>
       </w:r>
     </w:p>
     <w:p>
@@ -159,7 +159,7 @@
         <w:rPr>
           <w:color w:val="000000"/>
         </w:rPr>
-        <w:t>No mesmo velório, Marrone contou um detalhe que deixou muita gente arrepiada.</w:t>
+        <w:t>No mesmo velório, Marrone contou um detalhe que ficou na cabeça de quem estava ali.</w:t>
       </w:r>
     </w:p>
     <w:p>
@@ -295,7 +295,7 @@
         <w:rPr>
           <w:color w:val="000000"/>
         </w:rPr>
-        <w:t>Dois homens com a mesma história. Rick tentou ir embora e voltou. Marrone pensou em ir embora, disse isso em público, e ficou.</w:t>
+        <w:t>Dois homens com a mesma história, vivida em duplas diferentes. Rick tentou ir embora e voltou. Marrone pensou em ir embora, disse isso em público, e ficou.</w:t>
       </w:r>
     </w:p>
     <w:p>
@@ -391,7 +391,7 @@
         <w:rPr>
           <w:color w:val="C00000"/>
         </w:rPr>
-        <w:t>Chegou a hora de responder às duas perguntas do começo desse vídeo. Do que, afinal, Marrone precisava se proteger? E por que, depois de quarenta anos, ele nunca foi embora?</w:t>
+        <w:t>Chegou a hora de responder às duas perguntas do começo desse vídeo. Do que, afinal, Marrone precisava se proteger, e por que, depois de quarenta anos, ele nunca foi embora?</w:t>
       </w:r>
     </w:p>
     <w:p>
@@ -415,7 +415,7 @@
         <w:rPr>
           <w:color w:val="000000"/>
         </w:rPr>
-        <w:t>Repare no cuidado. Mesmo admitindo o problema, Marrone defendeu o parceiro. Explicou o episódio com a mesma palavra que Bruno tinha usado no vídeo de desculpas. Remédio.</w:t>
+        <w:t>Veja o cuidado. Mesmo admitindo o problema, Marrone defendeu o parceiro. Explicou o episódio com a mesma palavra que Bruno tinha usado no vídeo de desculpas. Remédio.</w:t>
       </w:r>
     </w:p>
     <w:p>
@@ -447,7 +447,7 @@
         <w:rPr>
           <w:color w:val="000000"/>
         </w:rPr>
-        <w:t>Para Marrone, se proteger significava segurar o próprio temperamento. Ficar calado no palco quando a vontade era explodir. Engolir a raiva diante das câmeras, para que a dupla continuasse de pé no dia seguinte.</w:t>
+        <w:t>Para Marrone, se proteger significava segurar o próprio temperamento. Ficar calado no palco quando a vontade era explodir. Engolir a raiva diante do público, para que a dupla continuasse de pé no dia seguinte.</w:t>
       </w:r>
     </w:p>
     <w:p>
@@ -511,7 +511,7 @@
         <w:rPr>
           <w:color w:val="C00000"/>
         </w:rPr>
-        <w:t>Repare no que vem agora. Porque, numa mesma entrevista, lado a lado, os dois disseram frases que quase nunca se ouvem de uma dupla que está junta há tanto tempo.</w:t>
+        <w:t>O que vem agora é raro. Porque, numa mesma entrevista, lado a lado, os dois disseram frases que quase nunca se ouvem de uma dupla que está junta há tanto tempo.</w:t>
       </w:r>
     </w:p>
     <w:p>
@@ -607,7 +607,7 @@
         <w:rPr>
           <w:color w:val="000000"/>
         </w:rPr>
-        <w:t>Ninguém de fora sabe o que acontece dentro de Bruno. Só ele, a família e os médicos podem dizer. Colocar um diagnóstico na boca dele seria injusto.</w:t>
+        <w:t>Ninguém de fora sabe o que acontece dentro de Bruno. Só ele e a família podem dizer. Colocar um diagnóstico na boca dele seria injusto.</w:t>
       </w:r>
     </w:p>
     <w:p>
@@ -647,7 +647,7 @@
         <w:rPr>
           <w:color w:val="C00000"/>
         </w:rPr>
-        <w:t>E agora você vai entender por que ele nunca saiu desse lugar. A resposta estava espalhada por essa história inteira, em frases que o próprio Marrone foi deixando pelo caminho.</w:t>
+        <w:t>Agora você vai entender por que ele nunca saiu desse lugar. A resposta estava espalhada por essa história inteira, em frases que o próprio Marrone foi deixando pelo caminho.</w:t>
       </w:r>
     </w:p>
     <w:p>
@@ -807,7 +807,7 @@
         <w:rPr>
           <w:color w:val="C00000"/>
         </w:rPr>
-        <w:t>Há uma frase de Marrone que explica esse silêncio melhor do que qualquer análise. Você já ouviu essa frase nesse vídeo. Mas, depois de tudo o que você viu, ela vai soar diferente.</w:t>
+        <w:t>Há uma frase de Marrone que explica esse silêncio. Você já ouviu essa frase nesse vídeo. Mas, depois de tudo o que você viu, ela vai soar diferente.</w:t>
       </w:r>
     </w:p>
     <w:p>
@@ -815,7 +815,7 @@
         <w:rPr>
           <w:color w:val="000000"/>
         </w:rPr>
-        <w:t>Hoje, enquanto você assiste a esse vídeo, Bruno tem cinquenta e sete anos e se prepara para uma cirurgia. Marrone tem sessenta, cuida dos olhos e segue na agenda. Os dois garotos que se conheceram nos palcos de Goiânia, apresentados por Leonardo, somam hoje mais de um século de vida. Os dois continuam dividindo o mesmo palco, cada um do seu lado, como fazem desde mil novecentos e oitenta e cinco.</w:t>
+        <w:t>Hoje, enquanto você assiste a esse vídeo, Bruno tem cinquenta e sete anos e se prepara para uma cirurgia. Marrone, aos sessenta, segue na agenda. Os dois garotos que se conheceram nos palcos de Goiânia, apresentados por Leonardo, somam hoje mais de um século de vida. Os dois continuam dividindo o mesmo palco, cada um do seu lado, como fazem desde mil novecentos e oitenta e cinco.</w:t>
       </w:r>
     </w:p>
     <w:p>
@@ -871,7 +871,7 @@
         <w:rPr>
           <w:color w:val="000000"/>
         </w:rPr>
-        <w:t>Talvez seja esse o maior segredo da dupla que embalou o Brasil com "Dormi na Praça" e "Vida Vazia". Por trás de cada música, havia um homem que nunca desistiu do parceiro. Mesmo nos dias em que os dois mal se olhavam.</w:t>
+        <w:t>Talvez seja esse o maior segredo da dupla que embalou o Brasil com "Dormi na Praça" e "Vida Vazia". Por trás de cada música, havia um homem que nunca desistiu do parceiro. Mesmo nos dias em que os dois mal se olhavam. Esse lado da dupla, nenhuma live mostrou por inteiro.</w:t>
       </w:r>
     </w:p>
     <w:p>
